--- a/public/templates/DOC-5.docx
+++ b/public/templates/DOC-5.docx
@@ -2779,7 +2779,7 @@
                 <w:color w:val="000000"/>
                 <w:lang w:eastAsia="zh-TW"/>
               </w:rPr>
-              <w:t>納入條件：</w:t>
+              <w:t>納入條件：{inclusion_criteria}</w:t>
             </w:r>
           </w:p>
           <w:p>
@@ -2811,7 +2811,7 @@
                 <w:color w:val="000000"/>
                 <w:lang w:eastAsia="zh-TW"/>
               </w:rPr>
-              <w:t>排除條件：</w:t>
+              <w:t>排除條件：{exclusion_criteria}</w:t>
             </w:r>
           </w:p>
         </w:tc>
@@ -3161,7 +3161,7 @@
                 <w:color w:val="000000"/>
                 <w:lang w:val="en-US" w:bidi="th-TH"/>
               </w:rPr>
-              <w:t>本研究所使用之通報資料依據「衛生福利部疾病管制署防疫資料庫員工研究計畫使用申請作業說明」，由疾管署資訊室執行資料擷取及去識別化作業後始交付申請者，所有可辨識個人身份之欄位均已於資料交付前完成去識別化處理，以代碼取代個人可辨識資訊，研究人員無從回溯至特定個人。</w:t>
+              <w:t>{privacy_during}</w:t>
             </w:r>
           </w:p>
           <w:p>
@@ -3179,7 +3179,7 @@
                 <w:color w:val="000000"/>
                 <w:lang w:val="en-US" w:bidi="th-TH"/>
               </w:rPr>
-              <w:t>去識別化資料存放於疾管署署內辦公場域之個人公務電腦，設定開機及檔案存取密碼，並依疾管署資訊安全管理系統（ISMS）規定進行加密保存，資料存取權限嚴格限於計畫核定之研究人員，不得攜出至署外，亦不得提供予計畫核定人員以外之他人使用。</w:t>
+              <w:t/>
             </w:r>
           </w:p>
           <w:p>
@@ -3212,7 +3212,7 @@
                 <w:color w:val="000000"/>
                 <w:lang w:val="en-US" w:bidi="th-TH"/>
               </w:rPr>
-              <w:t>研究完成對外發表時，所有結果均以群體層次之統計數據呈現，報告中絕不揭露任何足以識別個人之資訊，以確保研究對象隱私權益獲得充分保障。發表前並依疾管署「員工著作公開發表作業原則」辦理審核程序。</w:t>
+              <w:t>{privacy_after}</w:t>
             </w:r>
           </w:p>
           <w:p>
@@ -3230,7 +3230,7 @@
                 <w:color w:val="000000"/>
                 <w:lang w:val="en-US" w:bidi="th-TH"/>
               </w:rPr>
-              <w:t>研究資料依疾管署規定，於分析期限屆至後保留三年，保留期間持續依資安規定加密妥善保存於疾管署署內辦公場域之個人公務電腦。保留期限屆至時，申請者將依疾管署資安規定完成資料銷毀。</w:t>
+              <w:t/>
             </w:r>
           </w:p>
           <w:p>
@@ -3264,7 +3264,7 @@
                 <w:lang w:val="en-US" w:bidi="th-TH"/>
               </w:rPr>
               <w:lastRenderedPageBreak/>
-              <w:t>本研究為使用既有行政資料庫之次級資料分析，研究進行前資料已完成去識別化處理，技術上無法對應回特定個人，亦無研究對象主動中途退出之情形。由於資料已不具個人識別性，即便特定案例嗣後要求退出，其資料之隱私仍可獲得充分保護。</w:t>
+              <w:t>{privacy_withdrawal}</w:t>
             </w:r>
           </w:p>
           <w:p>

--- a/public/templates/DOC-5.docx
+++ b/public/templates/DOC-5.docx
@@ -435,6 +435,9 @@
               </w:rPr>
             </w:pPr>
             <w:r>
+              <w:rPr>
+                <w:rFonts w:ascii="Times New Roman" w:eastAsia="DFKai-SB" w:hAnsi="Times New Roman" w:cs="Times New Roman" w:hint="eastAsia"/>
+              </w:rPr>
               <w:t>{project_title_zh}</w:t>
             </w:r>
           </w:p>
@@ -557,6 +560,9 @@
               </w:rPr>
             </w:pPr>
             <w:r>
+              <w:rPr>
+                <w:rFonts w:ascii="Times New Roman" w:eastAsia="DFKai-SB" w:hAnsi="Times New Roman" w:cs="Times New Roman" w:hint="eastAsia"/>
+              </w:rPr>
               <w:t>{project_title_en}</w:t>
             </w:r>
           </w:p>
@@ -679,19 +685,12 @@
             </w:tcMar>
           </w:tcPr>
           <w:p>
-            <w:pPr>
-              <w:pStyle w:val="a"/>
-              <w:tabs>
-                <w:tab w:val="left" w:pos="336"/>
-              </w:tabs>
-              <w:spacing w:line="400" w:lineRule="exact"/>
-              <w:ind w:left="60" w:right="60"/>
-              <w:jc w:val="both"/>
-              <w:rPr>
-                <w:rFonts w:eastAsia="DFKai-SB"/>
-                <w:color w:val="000000"/>
-              </w:rPr>
-            </w:pPr>
+            <w:r>
+              <w:rPr>
+                <w:rFonts w:ascii="Times New Roman" w:eastAsia="DFKai-SB" w:hAnsi="Times New Roman" w:cs="Times New Roman" w:hint="eastAsia"/>
+              </w:rPr>
+              <w:t>{pi_name_zh}</w:t>
+            </w:r>
           </w:p>
         </w:tc>
         <w:tc>
@@ -872,19 +871,12 @@
             </w:tcMar>
           </w:tcPr>
           <w:p>
-            <w:pPr>
-              <w:pStyle w:val="a"/>
-              <w:tabs>
-                <w:tab w:val="left" w:pos="336"/>
-              </w:tabs>
-              <w:spacing w:line="400" w:lineRule="exact"/>
-              <w:ind w:left="60" w:right="60"/>
-              <w:jc w:val="both"/>
-              <w:rPr>
-                <w:rFonts w:eastAsia="DFKai-SB"/>
-                <w:color w:val="000000"/>
-              </w:rPr>
-            </w:pPr>
+            <w:r>
+              <w:rPr>
+                <w:rFonts w:ascii="Times New Roman" w:eastAsia="DFKai-SB" w:hAnsi="Times New Roman" w:cs="Times New Roman" w:hint="eastAsia"/>
+              </w:rPr>
+              <w:t>{pi_title}</w:t>
+            </w:r>
           </w:p>
         </w:tc>
         <w:tc>
@@ -943,20 +935,12 @@
             </w:tcMar>
           </w:tcPr>
           <w:p>
-            <w:pPr>
-              <w:pStyle w:val="a"/>
-              <w:tabs>
-                <w:tab w:val="left" w:pos="336"/>
-              </w:tabs>
-              <w:spacing w:line="400" w:lineRule="exact"/>
-              <w:ind w:left="91" w:right="60"/>
-              <w:jc w:val="both"/>
-              <w:rPr>
-                <w:rFonts w:eastAsia="DFKai-SB"/>
-                <w:color w:val="000000"/>
-                <w:lang w:eastAsia="zh-TW"/>
-              </w:rPr>
-            </w:pPr>
+            <w:r>
+              <w:rPr>
+                <w:rFonts w:ascii="Times New Roman" w:eastAsia="DFKai-SB" w:hAnsi="Times New Roman" w:cs="Times New Roman" w:hint="eastAsia"/>
+              </w:rPr>
+              <w:t>{pi_unit}</w:t>
+            </w:r>
           </w:p>
         </w:tc>
       </w:tr>
@@ -1062,19 +1046,12 @@
             </w:tcMar>
           </w:tcPr>
           <w:p>
-            <w:pPr>
-              <w:pStyle w:val="a"/>
-              <w:tabs>
-                <w:tab w:val="left" w:pos="336"/>
-              </w:tabs>
-              <w:spacing w:line="400" w:lineRule="exact"/>
-              <w:ind w:left="60" w:right="60"/>
-              <w:jc w:val="both"/>
-              <w:rPr>
-                <w:rFonts w:eastAsia="DFKai-SB"/>
-                <w:color w:val="000000"/>
-              </w:rPr>
-            </w:pPr>
+            <w:r>
+              <w:rPr>
+                <w:rFonts w:ascii="Times New Roman" w:eastAsia="DFKai-SB" w:hAnsi="Times New Roman" w:cs="Times New Roman" w:hint="eastAsia"/>
+              </w:rPr>
+              <w:t>{pi_phone}</w:t>
+            </w:r>
           </w:p>
         </w:tc>
         <w:tc>
@@ -1139,19 +1116,12 @@
             </w:tcMar>
           </w:tcPr>
           <w:p>
-            <w:pPr>
-              <w:pStyle w:val="a"/>
-              <w:tabs>
-                <w:tab w:val="left" w:pos="336"/>
-              </w:tabs>
-              <w:spacing w:line="400" w:lineRule="exact"/>
-              <w:ind w:left="60" w:right="60"/>
-              <w:jc w:val="both"/>
-              <w:rPr>
-                <w:rFonts w:eastAsia="DFKai-SB"/>
-                <w:color w:val="000000"/>
-              </w:rPr>
-            </w:pPr>
+            <w:r>
+              <w:rPr>
+                <w:rFonts w:ascii="Times New Roman" w:eastAsia="DFKai-SB" w:hAnsi="Times New Roman" w:cs="Times New Roman" w:hint="eastAsia"/>
+              </w:rPr>
+              <w:t>{pi_email}</w:t>
+            </w:r>
           </w:p>
         </w:tc>
       </w:tr>
@@ -1371,6 +1341,9 @@
           </w:tcPr>
           <w:p>
             <w:r>
+              <w:rPr>
+                <w:rFonts w:ascii="Times New Roman" w:eastAsia="DFKai-SB" w:hAnsi="Times New Roman" w:cs="Times New Roman" w:hint="eastAsia"/>
+              </w:rPr>
               <w:t>{co_pi_names}</w:t>
             </w:r>
           </w:p>
@@ -1481,20 +1454,12 @@
             </w:tcMar>
           </w:tcPr>
           <w:p>
-            <w:pPr>
-              <w:pStyle w:val="a"/>
-              <w:tabs>
-                <w:tab w:val="left" w:pos="336"/>
-              </w:tabs>
-              <w:spacing w:line="400" w:lineRule="exact"/>
-              <w:ind w:left="91" w:right="60"/>
-              <w:jc w:val="both"/>
-              <w:rPr>
-                <w:rFonts w:eastAsia="DFKai-SB"/>
-                <w:color w:val="000000"/>
-                <w:lang w:eastAsia="zh-TW"/>
-              </w:rPr>
-            </w:pPr>
+            <w:r>
+              <w:rPr>
+                <w:rFonts w:ascii="Times New Roman" w:eastAsia="DFKai-SB" w:hAnsi="Times New Roman" w:cs="Times New Roman" w:hint="eastAsia"/>
+              </w:rPr>
+              <w:t>{co_pi_titles}</w:t>
+            </w:r>
           </w:p>
         </w:tc>
         <w:tc>
@@ -1551,20 +1516,12 @@
             </w:tcMar>
           </w:tcPr>
           <w:p>
-            <w:pPr>
-              <w:pStyle w:val="a"/>
-              <w:tabs>
-                <w:tab w:val="left" w:pos="336"/>
-              </w:tabs>
-              <w:spacing w:line="400" w:lineRule="exact"/>
-              <w:ind w:left="91" w:right="60"/>
-              <w:jc w:val="both"/>
-              <w:rPr>
-                <w:rFonts w:eastAsia="DFKai-SB"/>
-                <w:color w:val="000000"/>
-                <w:lang w:eastAsia="zh-TW"/>
-              </w:rPr>
-            </w:pPr>
+            <w:r>
+              <w:rPr>
+                <w:rFonts w:ascii="Times New Roman" w:eastAsia="DFKai-SB" w:hAnsi="Times New Roman" w:cs="Times New Roman" w:hint="eastAsia"/>
+              </w:rPr>
+              <w:t>{co_pi_units}</w:t>
+            </w:r>
           </w:p>
         </w:tc>
       </w:tr>
@@ -1682,6 +1639,9 @@
           </w:tcPr>
           <w:p>
             <w:r>
+              <w:rPr>
+                <w:rFonts w:ascii="Times New Roman" w:eastAsia="DFKai-SB" w:hAnsi="Times New Roman" w:cs="Times New Roman" w:hint="eastAsia"/>
+              </w:rPr>
               <w:t>{contact_name_zh}</w:t>
             </w:r>
           </w:p>
@@ -1744,20 +1704,12 @@
             </w:tcMar>
           </w:tcPr>
           <w:p>
-            <w:pPr>
-              <w:pStyle w:val="a"/>
-              <w:tabs>
-                <w:tab w:val="left" w:pos="336"/>
-              </w:tabs>
-              <w:spacing w:line="400" w:lineRule="exact"/>
-              <w:ind w:left="91" w:right="60"/>
-              <w:jc w:val="both"/>
-              <w:rPr>
-                <w:rFonts w:eastAsia="DFKai-SB"/>
-                <w:color w:val="000000"/>
-                <w:lang w:eastAsia="zh-TW"/>
-              </w:rPr>
-            </w:pPr>
+            <w:r>
+              <w:rPr>
+                <w:rFonts w:ascii="Times New Roman" w:eastAsia="DFKai-SB" w:hAnsi="Times New Roman" w:cs="Times New Roman" w:hint="eastAsia"/>
+              </w:rPr>
+              <w:t>{contact_title}</w:t>
+            </w:r>
           </w:p>
         </w:tc>
       </w:tr>
@@ -1866,20 +1818,12 @@
             </w:tcMar>
           </w:tcPr>
           <w:p>
-            <w:pPr>
-              <w:pStyle w:val="a"/>
-              <w:tabs>
-                <w:tab w:val="left" w:pos="336"/>
-              </w:tabs>
-              <w:spacing w:line="400" w:lineRule="exact"/>
-              <w:ind w:left="91" w:right="60"/>
-              <w:jc w:val="both"/>
-              <w:rPr>
-                <w:rFonts w:eastAsia="DFKai-SB"/>
-                <w:color w:val="000000"/>
-                <w:lang w:eastAsia="zh-TW"/>
-              </w:rPr>
-            </w:pPr>
+            <w:r>
+              <w:rPr>
+                <w:rFonts w:ascii="Times New Roman" w:eastAsia="DFKai-SB" w:hAnsi="Times New Roman" w:cs="Times New Roman" w:hint="eastAsia"/>
+              </w:rPr>
+              <w:t>{contact_phone}</w:t>
+            </w:r>
           </w:p>
         </w:tc>
         <w:tc>
@@ -1940,20 +1884,12 @@
             </w:tcMar>
           </w:tcPr>
           <w:p>
-            <w:pPr>
-              <w:pStyle w:val="a"/>
-              <w:tabs>
-                <w:tab w:val="left" w:pos="336"/>
-              </w:tabs>
-              <w:spacing w:line="400" w:lineRule="exact"/>
-              <w:ind w:left="91" w:right="60"/>
-              <w:jc w:val="both"/>
-              <w:rPr>
-                <w:rFonts w:eastAsia="DFKai-SB"/>
-                <w:color w:val="000000"/>
-                <w:lang w:eastAsia="zh-TW"/>
-              </w:rPr>
-            </w:pPr>
+            <w:r>
+              <w:rPr>
+                <w:rFonts w:ascii="Times New Roman" w:eastAsia="DFKai-SB" w:hAnsi="Times New Roman" w:cs="Times New Roman" w:hint="eastAsia"/>
+              </w:rPr>
+              <w:t>{contact_email}</w:t>
+            </w:r>
           </w:p>
         </w:tc>
       </w:tr>
@@ -2097,15 +2033,18 @@
               </w:tabs>
               <w:spacing w:line="400" w:lineRule="exact"/>
               <w:ind w:left="60" w:right="60"/>
-              <w:jc w:val="both"/>
-              <w:rPr>
-                <w:rFonts w:eastAsia="DFKai-SB"/>
-                <w:color w:val="000000"/>
-                <w:lang w:eastAsia="zh-TW"/>
-              </w:rPr>
-            </w:pPr>
-            <w:r>
-              <w:t>{purpose}</w:t>
+              <w:jc w:val="left"/>
+              <w:rPr>
+                <w:rFonts w:eastAsia="DFKai-SB"/>
+                <w:color w:val="000000"/>
+                <w:lang w:eastAsia="zh-TW"/>
+              </w:rPr>
+            </w:pPr>
+            <w:r>
+              <w:rPr>
+                <w:rFonts w:ascii="Times New Roman" w:eastAsia="DFKai-SB" w:hAnsi="Times New Roman" w:cs="Times New Roman" w:hint="eastAsia"/>
+              </w:rPr>
+              <w:t>{purpose_brief}</w:t>
             </w:r>
           </w:p>
         </w:tc>
@@ -2203,7 +2142,7 @@
                 <w:u w:val="single"/>
                 <w:lang w:eastAsia="zh-TW"/>
               </w:rPr>
-              <w:t xml:space="preserve">       </w:t>
+              <w:t xml:space="preserve">{full_exec_start_y}</w:t>
             </w:r>
             <w:r>
               <w:rPr>
@@ -2222,7 +2161,7 @@
                 <w:u w:val="single"/>
                 <w:lang w:eastAsia="zh-TW"/>
               </w:rPr>
-              <w:t xml:space="preserve">       </w:t>
+              <w:t xml:space="preserve">{full_exec_start_m}</w:t>
             </w:r>
             <w:r>
               <w:rPr>
@@ -2241,7 +2180,7 @@
                 <w:u w:val="single"/>
                 <w:lang w:eastAsia="zh-TW"/>
               </w:rPr>
-              <w:t xml:space="preserve">       </w:t>
+              <w:t xml:space="preserve">{full_exec_end_y}</w:t>
             </w:r>
             <w:r>
               <w:rPr>
@@ -2260,7 +2199,7 @@
                 <w:u w:val="single"/>
                 <w:lang w:eastAsia="zh-TW"/>
               </w:rPr>
-              <w:t xml:space="preserve">       </w:t>
+              <w:t xml:space="preserve">{full_exec_end_m}</w:t>
             </w:r>
             <w:r>
               <w:rPr>

--- a/public/templates/DOC-5.docx
+++ b/public/templates/DOC-5.docx
@@ -3443,7 +3443,7 @@
               <w:tabs>
                 <w:tab w:val="left" w:pos="336"/>
               </w:tabs>
-              <w:spacing w:line="400" w:lineRule="exact"/>
+              <w:spacing w:line="400" w:lineRule="atLeast"/>
               <w:jc w:val="both"/>
             </w:pPr>
             <w:r>
@@ -3463,6 +3463,15 @@
                 <w:lang w:eastAsia="zh-TW"/>
               </w:rPr>
               <w:t>人簽章：</w:t>
+            </w:r>
+            <w:r>
+              <w:t>{#pi_has_sig}</w:t>
+            </w:r>
+            <w:r>
+              <w:t>{%pi_sig}</w:t>
+            </w:r>
+            <w:r>
+              <w:t>{/pi_has_sig}</w:t>
             </w:r>
           </w:p>
         </w:tc>
